--- a/tools/ksp-image-prompts/ручные_статьи_июнь/статья12_июнь_2026_kak-pravilno-vybrat-zubnuyu-pastu.docx
+++ b/tools/ksp-image-prompts/ручные_статьи_июнь/статья12_июнь_2026_kak-pravilno-vybrat-zubnuyu-pastu.docx
@@ -4,7 +4,21 @@
   <w:body>
     <w:p>
       <w:pPr>
-        <w:spacing w:after="240" w:before="0"/>
+        <w:spacing w:before="0" w:after="160" w:line="269" w:lineRule="auto"/>
+      </w:pPr>
+      <w:r>
+        <w:rPr>
+          <w:rFonts w:ascii="Arial" w:hAnsi="Arial"/>
+          <w:b/>
+          <w:color w:val="C00000"/>
+          <w:sz w:val="30"/>
+        </w:rPr>
+        <w:t>для Вконтакте:</w:t>
+      </w:r>
+    </w:p>
+    <w:p>
+      <w:pPr>
+        <w:spacing w:before="0" w:after="240" w:line="269" w:lineRule="auto"/>
       </w:pPr>
       <w:r>
         <w:rPr>
@@ -17,33 +31,7 @@
     </w:p>
     <w:p>
       <w:pPr>
-        <w:spacing w:after="160" w:before="0"/>
-      </w:pPr>
-      <w:r>
-        <w:rPr>
-          <w:rFonts w:ascii="Arial" w:hAnsi="Arial"/>
-          <w:b w:val="0"/>
-          <w:sz w:val="24"/>
-        </w:rPr>
-        <w:t>——————</w:t>
-      </w:r>
-    </w:p>
-    <w:p>
-      <w:pPr>
-        <w:spacing w:after="200" w:before="0"/>
-      </w:pPr>
-      <w:r>
-        <w:rPr>
-          <w:rFonts w:ascii="Arial" w:hAnsi="Arial"/>
-          <w:b/>
-          <w:sz w:val="28"/>
-        </w:rPr>
-        <w:t>Версия для ВКонтакте (ВК)</w:t>
-      </w:r>
-    </w:p>
-    <w:p>
-      <w:pPr>
-        <w:spacing w:after="80" w:before="0"/>
+        <w:spacing w:before="0" w:after="120" w:line="269" w:lineRule="auto"/>
       </w:pPr>
       <w:r>
         <w:rPr>
@@ -56,33 +44,42 @@
     </w:p>
     <w:p>
       <w:pPr>
-        <w:spacing w:after="80" w:before="0"/>
+        <w:spacing w:before="80" w:after="100" w:line="269" w:lineRule="auto"/>
       </w:pPr>
+      <w:r>
+        <w:rPr>
+          <w:rFonts w:ascii="Arial" w:hAnsi="Arial"/>
+          <w:b/>
+          <w:color w:val="1F4E79"/>
+          <w:sz w:val="26"/>
+        </w:rPr>
+        <w:t>✅ Как выбирать</w:t>
+      </w:r>
+    </w:p>
+    <w:p>
+      <w:pPr>
+        <w:spacing w:after="80" w:line="269" w:lineRule="auto"/>
+      </w:pPr>
+      <w:r>
+        <w:rPr>
+          <w:rFonts w:ascii="Arial" w:hAnsi="Arial"/>
+          <w:b/>
+          <w:sz w:val="24"/>
+        </w:rPr>
+        <w:t xml:space="preserve">1. </w:t>
+      </w:r>
       <w:r>
         <w:rPr>
           <w:rFonts w:ascii="Arial" w:hAnsi="Arial"/>
           <w:b w:val="0"/>
           <w:sz w:val="24"/>
         </w:rPr>
-        <w:t>✅ Как выбирать</w:t>
+        <w:t>Определите цель.</w:t>
       </w:r>
     </w:p>
     <w:p>
       <w:pPr>
-        <w:spacing w:after="80" w:before="0"/>
-      </w:pPr>
-      <w:r>
-        <w:rPr>
-          <w:rFonts w:ascii="Arial" w:hAnsi="Arial"/>
-          <w:b w:val="0"/>
-          <w:sz w:val="24"/>
-        </w:rPr>
-        <w:t>1. Определите цель.</w:t>
-      </w:r>
-    </w:p>
-    <w:p>
-      <w:pPr>
-        <w:spacing w:after="80" w:before="0"/>
+        <w:spacing w:before="0" w:after="60" w:line="269" w:lineRule="auto"/>
       </w:pPr>
       <w:r>
         <w:rPr>
@@ -95,7 +92,7 @@
     </w:p>
     <w:p>
       <w:pPr>
-        <w:spacing w:after="80" w:before="0"/>
+        <w:spacing w:before="0" w:after="60" w:line="269" w:lineRule="auto"/>
       </w:pPr>
       <w:r>
         <w:rPr>
@@ -108,7 +105,7 @@
     </w:p>
     <w:p>
       <w:pPr>
-        <w:spacing w:after="80" w:before="0"/>
+        <w:spacing w:before="0" w:after="60" w:line="269" w:lineRule="auto"/>
       </w:pPr>
       <w:r>
         <w:rPr>
@@ -121,7 +118,7 @@
     </w:p>
     <w:p>
       <w:pPr>
-        <w:spacing w:after="80" w:before="0"/>
+        <w:spacing w:before="0" w:after="60" w:line="269" w:lineRule="auto"/>
       </w:pPr>
       <w:r>
         <w:rPr>
@@ -134,7 +131,7 @@
     </w:p>
     <w:p>
       <w:pPr>
-        <w:spacing w:after="80" w:before="0"/>
+        <w:spacing w:before="0" w:after="60" w:line="269" w:lineRule="auto"/>
       </w:pPr>
       <w:r>
         <w:rPr>
@@ -147,7 +144,7 @@
     </w:p>
     <w:p>
       <w:pPr>
-        <w:spacing w:after="80" w:before="0"/>
+        <w:spacing w:before="0" w:after="60" w:line="269" w:lineRule="auto"/>
       </w:pPr>
       <w:r>
         <w:rPr>
@@ -160,20 +157,28 @@
     </w:p>
     <w:p>
       <w:pPr>
-        <w:spacing w:after="80" w:before="0"/>
+        <w:spacing w:after="80" w:line="269" w:lineRule="auto"/>
       </w:pPr>
+      <w:r>
+        <w:rPr>
+          <w:rFonts w:ascii="Arial" w:hAnsi="Arial"/>
+          <w:b/>
+          <w:sz w:val="24"/>
+        </w:rPr>
+        <w:t xml:space="preserve">2. </w:t>
+      </w:r>
       <w:r>
         <w:rPr>
           <w:rFonts w:ascii="Arial" w:hAnsi="Arial"/>
           <w:b w:val="0"/>
           <w:sz w:val="24"/>
         </w:rPr>
-        <w:t>2. Смотрите на ситуацию во рту.</w:t>
+        <w:t>Смотрите на ситуацию во рту.</w:t>
       </w:r>
     </w:p>
     <w:p>
       <w:pPr>
-        <w:spacing w:after="80" w:before="0"/>
+        <w:spacing w:before="0" w:after="120" w:line="269" w:lineRule="auto"/>
       </w:pPr>
       <w:r>
         <w:rPr>
@@ -186,20 +191,28 @@
     </w:p>
     <w:p>
       <w:pPr>
-        <w:spacing w:after="80" w:before="0"/>
+        <w:spacing w:after="80" w:line="269" w:lineRule="auto"/>
       </w:pPr>
+      <w:r>
+        <w:rPr>
+          <w:rFonts w:ascii="Arial" w:hAnsi="Arial"/>
+          <w:b/>
+          <w:sz w:val="24"/>
+        </w:rPr>
+        <w:t xml:space="preserve">3. </w:t>
+      </w:r>
       <w:r>
         <w:rPr>
           <w:rFonts w:ascii="Arial" w:hAnsi="Arial"/>
           <w:b w:val="0"/>
           <w:sz w:val="24"/>
         </w:rPr>
-        <w:t>3. Меняйте пасту по задаче.</w:t>
+        <w:t>Меняйте пасту по задаче.</w:t>
       </w:r>
     </w:p>
     <w:p>
       <w:pPr>
-        <w:spacing w:after="80" w:before="0"/>
+        <w:spacing w:before="0" w:after="120" w:line="269" w:lineRule="auto"/>
       </w:pPr>
       <w:r>
         <w:rPr>
@@ -212,20 +225,28 @@
     </w:p>
     <w:p>
       <w:pPr>
-        <w:spacing w:after="80" w:before="0"/>
+        <w:spacing w:after="80" w:line="269" w:lineRule="auto"/>
       </w:pPr>
+      <w:r>
+        <w:rPr>
+          <w:rFonts w:ascii="Arial" w:hAnsi="Arial"/>
+          <w:b/>
+          <w:sz w:val="24"/>
+        </w:rPr>
+        <w:t xml:space="preserve">4. </w:t>
+      </w:r>
       <w:r>
         <w:rPr>
           <w:rFonts w:ascii="Arial" w:hAnsi="Arial"/>
           <w:b w:val="0"/>
           <w:sz w:val="24"/>
         </w:rPr>
-        <w:t>4. Не гонитесь только за «натуральностью».</w:t>
+        <w:t>Не гонитесь только за «натуральностью».</w:t>
       </w:r>
     </w:p>
     <w:p>
       <w:pPr>
-        <w:spacing w:after="80" w:before="0"/>
+        <w:spacing w:before="0" w:after="120" w:line="269" w:lineRule="auto"/>
       </w:pPr>
       <w:r>
         <w:rPr>
@@ -238,20 +259,28 @@
     </w:p>
     <w:p>
       <w:pPr>
-        <w:spacing w:after="80" w:before="0"/>
+        <w:spacing w:after="80" w:line="269" w:lineRule="auto"/>
       </w:pPr>
+      <w:r>
+        <w:rPr>
+          <w:rFonts w:ascii="Arial" w:hAnsi="Arial"/>
+          <w:b/>
+          <w:sz w:val="24"/>
+        </w:rPr>
+        <w:t xml:space="preserve">5. </w:t>
+      </w:r>
       <w:r>
         <w:rPr>
           <w:rFonts w:ascii="Arial" w:hAnsi="Arial"/>
           <w:b w:val="0"/>
           <w:sz w:val="24"/>
         </w:rPr>
-        <w:t>5. Щётка и техника важнее чудо-пасты.</w:t>
+        <w:t>Щётка и техника важнее чудо-пасты.</w:t>
       </w:r>
     </w:p>
     <w:p>
       <w:pPr>
-        <w:spacing w:after="80" w:before="0"/>
+        <w:spacing w:before="0" w:after="120" w:line="269" w:lineRule="auto"/>
       </w:pPr>
       <w:r>
         <w:rPr>
@@ -264,20 +293,21 @@
     </w:p>
     <w:p>
       <w:pPr>
-        <w:spacing w:after="80" w:before="0"/>
+        <w:spacing w:before="80" w:after="100" w:line="269" w:lineRule="auto"/>
       </w:pPr>
       <w:r>
         <w:rPr>
           <w:rFonts w:ascii="Arial" w:hAnsi="Arial"/>
-          <w:b w:val="0"/>
-          <w:sz w:val="24"/>
+          <w:b/>
+          <w:color w:val="1F4E79"/>
+          <w:sz w:val="26"/>
         </w:rPr>
         <w:t>⚠️ Когда спросить врача</w:t>
       </w:r>
     </w:p>
     <w:p>
       <w:pPr>
-        <w:spacing w:after="80" w:before="0"/>
+        <w:spacing w:before="0" w:after="120" w:line="269" w:lineRule="auto"/>
       </w:pPr>
       <w:r>
         <w:rPr>
@@ -290,20 +320,21 @@
     </w:p>
     <w:p>
       <w:pPr>
-        <w:spacing w:after="80" w:before="0"/>
+        <w:spacing w:before="80" w:after="100" w:line="269" w:lineRule="auto"/>
       </w:pPr>
       <w:r>
         <w:rPr>
           <w:rFonts w:ascii="Arial" w:hAnsi="Arial"/>
-          <w:b w:val="0"/>
-          <w:sz w:val="24"/>
+          <w:b/>
+          <w:color w:val="1F4E79"/>
+          <w:sz w:val="26"/>
         </w:rPr>
         <w:t>💡 Важно</w:t>
       </w:r>
     </w:p>
     <w:p>
       <w:pPr>
-        <w:spacing w:after="80" w:before="0"/>
+        <w:spacing w:before="0" w:after="120" w:line="269" w:lineRule="auto"/>
       </w:pPr>
       <w:r>
         <w:rPr>
@@ -316,7 +347,119 @@
     </w:p>
     <w:p>
       <w:pPr>
-        <w:spacing w:after="80" w:before="0"/>
+        <w:spacing w:before="0" w:after="80" w:line="269" w:lineRule="auto"/>
+      </w:pPr>
+      <w:r>
+        <w:rPr>
+          <w:rFonts w:ascii="Arial" w:hAnsi="Arial"/>
+          <w:b/>
+          <w:sz w:val="24"/>
+        </w:rPr>
+        <w:t>📞 Запись в Королёвскую стоматологическую поликлинику: 8 (499) 490-55-55</w:t>
+      </w:r>
+    </w:p>
+    <w:p>
+      <w:pPr>
+        <w:spacing w:before="0" w:after="80" w:line="269" w:lineRule="auto"/>
+      </w:pPr>
+      <w:r>
+        <w:rPr>
+          <w:rFonts w:ascii="Arial" w:hAnsi="Arial"/>
+          <w:b/>
+          <w:sz w:val="24"/>
+        </w:rPr>
+        <w:t>🌐 https://clck.ru/3N8E8Q</w:t>
+      </w:r>
+    </w:p>
+    <w:p>
+      <w:pPr>
+        <w:spacing w:before="0" w:after="80" w:line="269" w:lineRule="auto"/>
+      </w:pPr>
+      <w:r>
+        <w:rPr>
+          <w:rFonts w:ascii="Arial" w:hAnsi="Arial"/>
+          <w:b w:val="0"/>
+          <w:sz w:val="24"/>
+        </w:rPr>
+        <w:t>#КоролёвскаяСтоматологическаяПоликлиника #КоролёвскаяСтоматология #стоматологияКоролёв</w:t>
+      </w:r>
+    </w:p>
+    <w:p>
+      <w:r>
+        <w:br w:type="page"/>
+      </w:r>
+    </w:p>
+    <w:p>
+      <w:pPr>
+        <w:spacing w:before="0" w:after="160" w:line="269" w:lineRule="auto"/>
+      </w:pPr>
+      <w:r>
+        <w:rPr>
+          <w:rFonts w:ascii="Arial" w:hAnsi="Arial"/>
+          <w:b/>
+          <w:color w:val="C00000"/>
+          <w:sz w:val="30"/>
+        </w:rPr>
+        <w:t>для Макс,Телеграм:</w:t>
+      </w:r>
+    </w:p>
+    <w:p>
+      <w:pPr>
+        <w:spacing w:before="0" w:after="240" w:line="269" w:lineRule="auto"/>
+      </w:pPr>
+      <w:r>
+        <w:rPr>
+          <w:rFonts w:ascii="Arial" w:hAnsi="Arial"/>
+          <w:b/>
+          <w:sz w:val="36"/>
+        </w:rPr>
+        <w:t>Как правильно выбрать зубную пасту взрослому человеку</w:t>
+      </w:r>
+    </w:p>
+    <w:p>
+      <w:pPr>
+        <w:spacing w:before="0" w:after="120" w:line="269" w:lineRule="auto"/>
+      </w:pPr>
+      <w:r>
+        <w:rPr>
+          <w:rFonts w:ascii="Arial" w:hAnsi="Arial"/>
+          <w:b w:val="0"/>
+          <w:sz w:val="24"/>
+        </w:rPr>
+        <w:t>🦷🛒 Выбирайте пасту не по рекламе, а по задаче: чувствительность, дёсны, ежедневный уход или бережное осветление.</w:t>
+      </w:r>
+    </w:p>
+    <w:p>
+      <w:pPr>
+        <w:spacing w:before="80" w:after="100" w:line="269" w:lineRule="auto"/>
+      </w:pPr>
+      <w:r>
+        <w:rPr>
+          <w:rFonts w:ascii="Arial" w:hAnsi="Arial"/>
+          <w:b/>
+          <w:color w:val="1F4E79"/>
+          <w:sz w:val="26"/>
+        </w:rPr>
+        <w:t>⚠️ Если шейки оголены и зубы реагируют на холод, агрессивная отбеливающая паста может навредить.</w:t>
+      </w:r>
+    </w:p>
+    <w:p>
+      <w:pPr>
+        <w:spacing w:before="80" w:after="100" w:line="269" w:lineRule="auto"/>
+      </w:pPr>
+      <w:r>
+        <w:rPr>
+          <w:rFonts w:ascii="Arial" w:hAnsi="Arial"/>
+          <w:b/>
+          <w:color w:val="1F4E79"/>
+          <w:sz w:val="26"/>
+        </w:rPr>
+        <w:t>💡 Нормально использовать разные пасты курсами. Щётка и техника важнее «волшебного» тюбика.</w:t>
+      </w:r>
+    </w:p>
+    <w:p>
+      <w:pPr>
+        <w:spacing w:before="0" w:after="80" w:line="269" w:lineRule="auto"/>
       </w:pPr>
       <w:r>
         <w:rPr>
@@ -329,7 +472,7 @@
     </w:p>
     <w:p>
       <w:pPr>
-        <w:spacing w:after="80" w:before="0"/>
+        <w:spacing w:before="0" w:after="80" w:line="269" w:lineRule="auto"/>
       </w:pPr>
       <w:r>
         <w:rPr>
@@ -342,123 +485,7 @@
     </w:p>
     <w:p>
       <w:pPr>
-        <w:spacing w:after="80" w:before="0"/>
-      </w:pPr>
-      <w:r>
-        <w:rPr>
-          <w:rFonts w:ascii="Arial" w:hAnsi="Arial"/>
-          <w:b w:val="0"/>
-          <w:sz w:val="24"/>
-        </w:rPr>
-        <w:t>#КоролёвскаяСтоматологическаяПоликлиника #КоролёвскаяСтоматология #стоматологияКоролёв</w:t>
-      </w:r>
-    </w:p>
-    <w:p>
-      <w:pPr>
-        <w:spacing w:after="120" w:before="0"/>
-      </w:pPr>
-      <w:r>
-        <w:rPr>
-          <w:rFonts w:ascii="Arial" w:hAnsi="Arial"/>
-          <w:b w:val="0"/>
-          <w:sz w:val="24"/>
-        </w:rPr>
-      </w:r>
-    </w:p>
-    <w:p>
-      <w:pPr>
-        <w:spacing w:after="160" w:before="0"/>
-      </w:pPr>
-      <w:r>
-        <w:rPr>
-          <w:rFonts w:ascii="Arial" w:hAnsi="Arial"/>
-          <w:b w:val="0"/>
-          <w:sz w:val="24"/>
-        </w:rPr>
-        <w:t>——————</w:t>
-      </w:r>
-    </w:p>
-    <w:p>
-      <w:pPr>
-        <w:spacing w:after="200" w:before="0"/>
-      </w:pPr>
-      <w:r>
-        <w:rPr>
-          <w:rFonts w:ascii="Arial" w:hAnsi="Arial"/>
-          <w:b/>
-          <w:sz w:val="28"/>
-        </w:rPr>
-        <w:t>Версия для Telegram / MAX (ТГ)</w:t>
-      </w:r>
-    </w:p>
-    <w:p>
-      <w:pPr>
-        <w:spacing w:after="80" w:before="0"/>
-      </w:pPr>
-      <w:r>
-        <w:rPr>
-          <w:rFonts w:ascii="Arial" w:hAnsi="Arial"/>
-          <w:b w:val="0"/>
-          <w:sz w:val="24"/>
-        </w:rPr>
-        <w:t>🦷🛒 Выбирайте пасту не по рекламе, а по задаче: чувствительность, дёсны, ежедневный уход или бережное осветление.</w:t>
-      </w:r>
-    </w:p>
-    <w:p>
-      <w:pPr>
-        <w:spacing w:after="80" w:before="0"/>
-      </w:pPr>
-      <w:r>
-        <w:rPr>
-          <w:rFonts w:ascii="Arial" w:hAnsi="Arial"/>
-          <w:b w:val="0"/>
-          <w:sz w:val="24"/>
-        </w:rPr>
-        <w:t>⚠️ Если шейки оголены и зубы реагируют на холод, агрессивная отбеливающая паста может навредить.</w:t>
-      </w:r>
-    </w:p>
-    <w:p>
-      <w:pPr>
-        <w:spacing w:after="80" w:before="0"/>
-      </w:pPr>
-      <w:r>
-        <w:rPr>
-          <w:rFonts w:ascii="Arial" w:hAnsi="Arial"/>
-          <w:b w:val="0"/>
-          <w:sz w:val="24"/>
-        </w:rPr>
-        <w:t>💡 Нормально использовать разные пасты курсами. Щётка и техника важнее «волшебного» тюбика.</w:t>
-      </w:r>
-    </w:p>
-    <w:p>
-      <w:pPr>
-        <w:spacing w:after="80" w:before="0"/>
-      </w:pPr>
-      <w:r>
-        <w:rPr>
-          <w:rFonts w:ascii="Arial" w:hAnsi="Arial"/>
-          <w:b w:val="0"/>
-          <w:sz w:val="24"/>
-        </w:rPr>
-        <w:t>📞 Запись в Королёвскую стоматологическую поликлинику: 8 (499) 490-55-55</w:t>
-      </w:r>
-    </w:p>
-    <w:p>
-      <w:pPr>
-        <w:spacing w:after="80" w:before="0"/>
-      </w:pPr>
-      <w:r>
-        <w:rPr>
-          <w:rFonts w:ascii="Arial" w:hAnsi="Arial"/>
-          <w:b w:val="0"/>
-          <w:sz w:val="24"/>
-        </w:rPr>
-        <w:t>🌐 https://clck.ru/3N8E8Q</w:t>
-      </w:r>
-    </w:p>
-    <w:p>
-      <w:pPr>
-        <w:spacing w:after="80" w:before="0"/>
+        <w:spacing w:before="0" w:after="80" w:line="269" w:lineRule="auto"/>
       </w:pPr>
       <w:r>
         <w:rPr>
